--- a/GEP 2627 Development Log Template.docx
+++ b/GEP 2627 Development Log Template.docx
@@ -631,7 +631,7 @@
           <w:noProof/>
         </w:rPr>
         <w:drawing>
-          <wp:inline distT="0" distB="0" distL="0" distR="0" wp14:anchorId="6802DCCB" wp14:editId="1F9AF78E">
+          <wp:inline distT="0" distB="0" distL="0" distR="0" wp14:anchorId="6802DCCB" wp14:editId="5B7DB7E6">
             <wp:extent cx="4634499" cy="2870200"/>
             <wp:effectExtent l="0" t="0" r="0" b="6350"/>
             <wp:docPr id="578362983" name="Picture 3"/>
@@ -764,7 +764,7 @@
           <w:noProof/>
         </w:rPr>
         <w:drawing>
-          <wp:inline distT="0" distB="0" distL="0" distR="0" wp14:anchorId="44335568" wp14:editId="49716E22">
+          <wp:inline distT="0" distB="0" distL="0" distR="0" wp14:anchorId="44335568" wp14:editId="3D0748B9">
             <wp:extent cx="5731510" cy="3577590"/>
             <wp:effectExtent l="0" t="0" r="2540" b="3810"/>
             <wp:docPr id="1048118215" name="Picture 2"/>
@@ -855,6 +855,11 @@
       </w:r>
       <w:r>
         <w:t>, Item collecting works with the quantity variable in Items now and will add it to the Inventory multiple times if needed.</w:t>
+      </w:r>
+    </w:p>
+    <w:p>
+      <w:r>
+        <w:t>Added Particle System to said ball</w:t>
       </w:r>
     </w:p>
     <w:p>
@@ -2538,17 +2543,6 @@
 </file>
 
 <file path=customXml/item2.xml><?xml version="1.0" encoding="utf-8"?>
-<p:properties xmlns:p="http://schemas.microsoft.com/office/2006/metadata/properties" xmlns:xsi="http://www.w3.org/2001/XMLSchema-instance" xmlns:pc="http://schemas.microsoft.com/office/infopath/2007/PartnerControls">
-  <documentManagement>
-    <TaxCatchAll xmlns="9d0996c0-92aa-48de-be34-d82d85a58d42" xsi:nil="true"/>
-    <lcf76f155ced4ddcb4097134ff3c332f xmlns="3ad65f39-9fa6-40f7-afab-38d2a8f659f9">
-      <Terms xmlns="http://schemas.microsoft.com/office/infopath/2007/PartnerControls"/>
-    </lcf76f155ced4ddcb4097134ff3c332f>
-  </documentManagement>
-</p:properties>
-</file>
-
-<file path=customXml/item3.xml><?xml version="1.0" encoding="utf-8"?>
 <ct:contentTypeSchema xmlns:ct="http://schemas.microsoft.com/office/2006/metadata/contentType" xmlns:ma="http://schemas.microsoft.com/office/2006/metadata/properties/metaAttributes" ct:_="" ma:_="" ma:contentTypeName="Document" ma:contentTypeID="0x0101001BECA5111B9F15418DB6E90C815CB950" ma:contentTypeVersion="19" ma:contentTypeDescription="Create a new document." ma:contentTypeScope="" ma:versionID="740b090c57ef5688878345d89f96490d">
   <xsd:schema xmlns:xsd="http://www.w3.org/2001/XMLSchema" xmlns:xs="http://www.w3.org/2001/XMLSchema" xmlns:p="http://schemas.microsoft.com/office/2006/metadata/properties" xmlns:ns2="9d0996c0-92aa-48de-be34-d82d85a58d42" xmlns:ns3="3ad65f39-9fa6-40f7-afab-38d2a8f659f9" targetNamespace="http://schemas.microsoft.com/office/2006/metadata/properties" ma:root="true" ma:fieldsID="8eaf770b0824e0f1562d76e32f7aa7b7" ns2:_="" ns3:_="">
     <xsd:import namespace="9d0996c0-92aa-48de-be34-d82d85a58d42"/>
@@ -2809,6 +2803,17 @@
 </ct:contentTypeSchema>
 </file>
 
+<file path=customXml/item3.xml><?xml version="1.0" encoding="utf-8"?>
+<p:properties xmlns:p="http://schemas.microsoft.com/office/2006/metadata/properties" xmlns:xsi="http://www.w3.org/2001/XMLSchema-instance" xmlns:pc="http://schemas.microsoft.com/office/infopath/2007/PartnerControls">
+  <documentManagement>
+    <TaxCatchAll xmlns="9d0996c0-92aa-48de-be34-d82d85a58d42" xsi:nil="true"/>
+    <lcf76f155ced4ddcb4097134ff3c332f xmlns="3ad65f39-9fa6-40f7-afab-38d2a8f659f9">
+      <Terms xmlns="http://schemas.microsoft.com/office/infopath/2007/PartnerControls"/>
+    </lcf76f155ced4ddcb4097134ff3c332f>
+  </documentManagement>
+</p:properties>
+</file>
+
 <file path=customXml/itemProps1.xml><?xml version="1.0" encoding="utf-8"?>
 <ds:datastoreItem xmlns:ds="http://schemas.openxmlformats.org/officeDocument/2006/customXml" ds:itemID="{47208214-2E4C-4C6E-B83D-D233D326E469}">
   <ds:schemaRefs>
@@ -2818,17 +2823,6 @@
 </file>
 
 <file path=customXml/itemProps2.xml><?xml version="1.0" encoding="utf-8"?>
-<ds:datastoreItem xmlns:ds="http://schemas.openxmlformats.org/officeDocument/2006/customXml" ds:itemID="{4671E1FA-9682-4F29-9415-D55A7788F4B6}">
-  <ds:schemaRefs>
-    <ds:schemaRef ds:uri="http://schemas.microsoft.com/office/2006/metadata/properties"/>
-    <ds:schemaRef ds:uri="http://schemas.microsoft.com/office/infopath/2007/PartnerControls"/>
-    <ds:schemaRef ds:uri="9d0996c0-92aa-48de-be34-d82d85a58d42"/>
-    <ds:schemaRef ds:uri="3ad65f39-9fa6-40f7-afab-38d2a8f659f9"/>
-  </ds:schemaRefs>
-</ds:datastoreItem>
-</file>
-
-<file path=customXml/itemProps3.xml><?xml version="1.0" encoding="utf-8"?>
 <ds:datastoreItem xmlns:ds="http://schemas.openxmlformats.org/officeDocument/2006/customXml" ds:itemID="{2A1A918E-882E-4247-BDB6-BEBFF4C60FF2}">
   <ds:schemaRefs>
     <ds:schemaRef ds:uri="http://schemas.microsoft.com/office/2006/metadata/contentType"/>
@@ -2847,6 +2841,17 @@
 </ds:datastoreItem>
 </file>
 
+<file path=customXml/itemProps3.xml><?xml version="1.0" encoding="utf-8"?>
+<ds:datastoreItem xmlns:ds="http://schemas.openxmlformats.org/officeDocument/2006/customXml" ds:itemID="{4671E1FA-9682-4F29-9415-D55A7788F4B6}">
+  <ds:schemaRefs>
+    <ds:schemaRef ds:uri="http://schemas.microsoft.com/office/2006/metadata/properties"/>
+    <ds:schemaRef ds:uri="http://schemas.microsoft.com/office/infopath/2007/PartnerControls"/>
+    <ds:schemaRef ds:uri="9d0996c0-92aa-48de-be34-d82d85a58d42"/>
+    <ds:schemaRef ds:uri="3ad65f39-9fa6-40f7-afab-38d2a8f659f9"/>
+  </ds:schemaRefs>
+</ds:datastoreItem>
+</file>
+
 <file path=docMetadata/LabelInfo.xml><?xml version="1.0" encoding="utf-8"?>
 <clbl:labelList xmlns:clbl="http://schemas.microsoft.com/office/2020/mipLabelMetadata">
   <clbl:label id="{0c7fd77c-bf1b-4511-8a0d-ca095442aa9f}" enabled="1" method="Privileged" siteId="{07ef1208-413c-4b5e-9cdd-64ef305754f0}" contentBits="0" removed="0"/>

--- a/GEP 2627 Development Log Template.docx
+++ b/GEP 2627 Development Log Template.docx
@@ -631,7 +631,7 @@
           <w:noProof/>
         </w:rPr>
         <w:drawing>
-          <wp:inline distT="0" distB="0" distL="0" distR="0" wp14:anchorId="6802DCCB" wp14:editId="5B7DB7E6">
+          <wp:inline distT="0" distB="0" distL="0" distR="0" wp14:anchorId="6802DCCB" wp14:editId="0EC7B2EA">
             <wp:extent cx="4634499" cy="2870200"/>
             <wp:effectExtent l="0" t="0" r="0" b="6350"/>
             <wp:docPr id="578362983" name="Picture 3"/>
@@ -764,7 +764,7 @@
           <w:noProof/>
         </w:rPr>
         <w:drawing>
-          <wp:inline distT="0" distB="0" distL="0" distR="0" wp14:anchorId="44335568" wp14:editId="3D0748B9">
+          <wp:inline distT="0" distB="0" distL="0" distR="0" wp14:anchorId="44335568" wp14:editId="29C8934D">
             <wp:extent cx="5731510" cy="3577590"/>
             <wp:effectExtent l="0" t="0" r="2540" b="3810"/>
             <wp:docPr id="1048118215" name="Picture 2"/>
@@ -826,7 +826,13 @@
     </w:p>
     <w:p>
       <w:r>
-        <w:t xml:space="preserve">TASK COMPLETED </w:t>
+        <w:t>TASK</w:t>
+      </w:r>
+      <w:r>
+        <w:t>S</w:t>
+      </w:r>
+      <w:r>
+        <w:t xml:space="preserve"> COMPLETED </w:t>
       </w:r>
     </w:p>
     <w:p>
@@ -904,6 +910,104 @@
                     <a:xfrm>
                       <a:off x="0" y="0"/>
                       <a:ext cx="5727700" cy="3111500"/>
+                    </a:xfrm>
+                    <a:prstGeom prst="rect">
+                      <a:avLst/>
+                    </a:prstGeom>
+                    <a:noFill/>
+                    <a:ln>
+                      <a:noFill/>
+                    </a:ln>
+                  </pic:spPr>
+                </pic:pic>
+              </a:graphicData>
+            </a:graphic>
+          </wp:inline>
+        </w:drawing>
+      </w:r>
+    </w:p>
+    <w:p/>
+    <w:p/>
+    <w:p/>
+    <w:p/>
+    <w:p/>
+    <w:p/>
+    <w:p/>
+    <w:p/>
+    <w:p/>
+    <w:p>
+      <w:r>
+        <w:lastRenderedPageBreak/>
+        <w:t>MON 10/26/2026</w:t>
+      </w:r>
+    </w:p>
+    <w:p>
+      <w:r>
+        <w:t>TASKS COMPLETED</w:t>
+      </w:r>
+    </w:p>
+    <w:p>
+      <w:r>
+        <w:t>C4a Creating Item Prefab Assets</w:t>
+      </w:r>
+    </w:p>
+    <w:p>
+      <w:r>
+        <w:t>C4b Creating Item Prefab Instances</w:t>
+      </w:r>
+    </w:p>
+    <w:p>
+      <w:r>
+        <w:t>E4a Assets for Item Objects</w:t>
+      </w:r>
+    </w:p>
+    <w:p>
+      <w:r>
+        <w:t>E4b Bespoke Item Prefabs</w:t>
+      </w:r>
+    </w:p>
+    <w:p>
+      <w:r>
+        <w:t>Screenshots:</w:t>
+      </w:r>
+      <w:r>
+        <w:rPr>
+          <w:noProof/>
+        </w:rPr>
+        <w:drawing>
+          <wp:inline distT="0" distB="0" distL="0" distR="0" wp14:anchorId="428585F1" wp14:editId="0487299C">
+            <wp:extent cx="5727700" cy="3422650"/>
+            <wp:effectExtent l="0" t="0" r="6350" b="6350"/>
+            <wp:docPr id="1241324066" name="Picture 2"/>
+            <wp:cNvGraphicFramePr>
+              <a:graphicFrameLocks xmlns:a="http://schemas.openxmlformats.org/drawingml/2006/main" noChangeAspect="1"/>
+            </wp:cNvGraphicFramePr>
+            <a:graphic xmlns:a="http://schemas.openxmlformats.org/drawingml/2006/main">
+              <a:graphicData uri="http://schemas.openxmlformats.org/drawingml/2006/picture">
+                <pic:pic xmlns:pic="http://schemas.openxmlformats.org/drawingml/2006/picture">
+                  <pic:nvPicPr>
+                    <pic:cNvPr id="0" name="Picture 2"/>
+                    <pic:cNvPicPr>
+                      <a:picLocks noChangeAspect="1" noChangeArrowheads="1"/>
+                    </pic:cNvPicPr>
+                  </pic:nvPicPr>
+                  <pic:blipFill>
+                    <a:blip r:embed="rId17" cstate="print">
+                      <a:extLst>
+                        <a:ext uri="{28A0092B-C50C-407E-A947-70E740481C1C}">
+                          <a14:useLocalDpi xmlns:a14="http://schemas.microsoft.com/office/drawing/2010/main" val="0"/>
+                        </a:ext>
+                      </a:extLst>
+                    </a:blip>
+                    <a:srcRect/>
+                    <a:stretch>
+                      <a:fillRect/>
+                    </a:stretch>
+                  </pic:blipFill>
+                  <pic:spPr bwMode="auto">
+                    <a:xfrm>
+                      <a:off x="0" y="0"/>
+                      <a:ext cx="5727700" cy="3422650"/>
                     </a:xfrm>
                     <a:prstGeom prst="rect">
                       <a:avLst/>
@@ -2534,15 +2638,6 @@
 </file>
 
 <file path=customXml/item1.xml><?xml version="1.0" encoding="utf-8"?>
-<?mso-contentType ?>
-<FormTemplates xmlns="http://schemas.microsoft.com/sharepoint/v3/contenttype/forms">
-  <Display>DocumentLibraryForm</Display>
-  <Edit>DocumentLibraryForm</Edit>
-  <New>DocumentLibraryForm</New>
-</FormTemplates>
-</file>
-
-<file path=customXml/item2.xml><?xml version="1.0" encoding="utf-8"?>
 <ct:contentTypeSchema xmlns:ct="http://schemas.microsoft.com/office/2006/metadata/contentType" xmlns:ma="http://schemas.microsoft.com/office/2006/metadata/properties/metaAttributes" ct:_="" ma:_="" ma:contentTypeName="Document" ma:contentTypeID="0x0101001BECA5111B9F15418DB6E90C815CB950" ma:contentTypeVersion="19" ma:contentTypeDescription="Create a new document." ma:contentTypeScope="" ma:versionID="740b090c57ef5688878345d89f96490d">
   <xsd:schema xmlns:xsd="http://www.w3.org/2001/XMLSchema" xmlns:xs="http://www.w3.org/2001/XMLSchema" xmlns:p="http://schemas.microsoft.com/office/2006/metadata/properties" xmlns:ns2="9d0996c0-92aa-48de-be34-d82d85a58d42" xmlns:ns3="3ad65f39-9fa6-40f7-afab-38d2a8f659f9" targetNamespace="http://schemas.microsoft.com/office/2006/metadata/properties" ma:root="true" ma:fieldsID="8eaf770b0824e0f1562d76e32f7aa7b7" ns2:_="" ns3:_="">
     <xsd:import namespace="9d0996c0-92aa-48de-be34-d82d85a58d42"/>
@@ -2803,6 +2898,15 @@
 </ct:contentTypeSchema>
 </file>
 
+<file path=customXml/item2.xml><?xml version="1.0" encoding="utf-8"?>
+<?mso-contentType ?>
+<FormTemplates xmlns="http://schemas.microsoft.com/sharepoint/v3/contenttype/forms">
+  <Display>DocumentLibraryForm</Display>
+  <Edit>DocumentLibraryForm</Edit>
+  <New>DocumentLibraryForm</New>
+</FormTemplates>
+</file>
+
 <file path=customXml/item3.xml><?xml version="1.0" encoding="utf-8"?>
 <p:properties xmlns:p="http://schemas.microsoft.com/office/2006/metadata/properties" xmlns:xsi="http://www.w3.org/2001/XMLSchema-instance" xmlns:pc="http://schemas.microsoft.com/office/infopath/2007/PartnerControls">
   <documentManagement>
@@ -2815,14 +2919,6 @@
 </file>
 
 <file path=customXml/itemProps1.xml><?xml version="1.0" encoding="utf-8"?>
-<ds:datastoreItem xmlns:ds="http://schemas.openxmlformats.org/officeDocument/2006/customXml" ds:itemID="{47208214-2E4C-4C6E-B83D-D233D326E469}">
-  <ds:schemaRefs>
-    <ds:schemaRef ds:uri="http://schemas.microsoft.com/sharepoint/v3/contenttype/forms"/>
-  </ds:schemaRefs>
-</ds:datastoreItem>
-</file>
-
-<file path=customXml/itemProps2.xml><?xml version="1.0" encoding="utf-8"?>
 <ds:datastoreItem xmlns:ds="http://schemas.openxmlformats.org/officeDocument/2006/customXml" ds:itemID="{2A1A918E-882E-4247-BDB6-BEBFF4C60FF2}">
   <ds:schemaRefs>
     <ds:schemaRef ds:uri="http://schemas.microsoft.com/office/2006/metadata/contentType"/>
@@ -2837,6 +2933,14 @@
     <ds:schemaRef ds:uri="http://purl.org/dc/elements/1.1/"/>
     <ds:schemaRef ds:uri="http://purl.org/dc/terms/"/>
     <ds:schemaRef ds:uri="http://schemas.microsoft.com/internal/obd"/>
+  </ds:schemaRefs>
+</ds:datastoreItem>
+</file>
+
+<file path=customXml/itemProps2.xml><?xml version="1.0" encoding="utf-8"?>
+<ds:datastoreItem xmlns:ds="http://schemas.openxmlformats.org/officeDocument/2006/customXml" ds:itemID="{47208214-2E4C-4C6E-B83D-D233D326E469}">
+  <ds:schemaRefs>
+    <ds:schemaRef ds:uri="http://schemas.microsoft.com/sharepoint/v3/contenttype/forms"/>
   </ds:schemaRefs>
 </ds:datastoreItem>
 </file>
